--- a/public/plantilla.docx
+++ b/public/plantilla.docx
@@ -1498,6 +1498,13 @@
     </w:p>
     <w:sdt>
       <w:sdtPr>
+        <w:rPr>
+          <w:rFonts w:asciiTheme="minorHAnsi" w:eastAsiaTheme="minorHAnsi" w:hAnsiTheme="minorHAnsi" w:cstheme="minorBidi"/>
+          <w:color w:val="auto"/>
+          <w:sz w:val="22"/>
+          <w:szCs w:val="22"/>
+          <w:lang w:val="es-419" w:eastAsia="en-US"/>
+        </w:rPr>
         <w:id w:val="31158779"/>
         <w:docPartObj>
           <w:docPartGallery w:val="Table of Contents"/>
@@ -1506,13 +1513,8 @@
       </w:sdtPr>
       <w:sdtEndPr>
         <w:rPr>
-          <w:rFonts w:asciiTheme="minorHAnsi" w:eastAsiaTheme="minorHAnsi" w:hAnsiTheme="minorHAnsi" w:cstheme="minorBidi"/>
           <w:b/>
           <w:bCs/>
-          <w:color w:val="auto"/>
-          <w:sz w:val="22"/>
-          <w:szCs w:val="22"/>
-          <w:lang w:val="es-419" w:eastAsia="en-US"/>
         </w:rPr>
       </w:sdtEndPr>
       <w:sdtContent>
@@ -12084,7 +12086,6 @@
           <w:ilvl w:val="0"/>
           <w:numId w:val="4"/>
         </w:numPr>
-        <w:spacing w:line="480" w:lineRule="auto"/>
         <w:rPr>
           <w:rFonts w:ascii="Noto Sans" w:hAnsi="Noto Sans" w:cs="Noto Sans"/>
           <w:color w:val="15438E"/>
@@ -12100,46 +12101,74 @@
       <w:r>
         <w:rPr>
           <w:rFonts w:ascii="Noto Sans" w:hAnsi="Noto Sans" w:cs="Noto Sans"/>
-          <w:b/>
-          <w:bCs/>
-          <w:color w:val="15438E"/>
-        </w:rPr>
-        <w:t>{{</w:t>
+          <w:color w:val="15438E"/>
+        </w:rPr>
+        <w:t xml:space="preserve">{% for d in </w:t>
+      </w:r>
+      <w:proofErr w:type="spellStart"/>
+      <w:proofErr w:type="gramStart"/>
+      <w:r>
+        <w:rPr>
+          <w:rFonts w:ascii="Noto Sans" w:hAnsi="Noto Sans" w:cs="Noto Sans"/>
+          <w:color w:val="15438E"/>
+        </w:rPr>
+        <w:t>dibujos</w:t>
+      </w:r>
+      <w:proofErr w:type="spellEnd"/>
+      <w:r>
+        <w:rPr>
+          <w:rFonts w:ascii="Noto Sans" w:hAnsi="Noto Sans" w:cs="Noto Sans"/>
+          <w:color w:val="15438E"/>
+        </w:rPr>
+        <w:t xml:space="preserve">  %</w:t>
+      </w:r>
+      <w:proofErr w:type="gramEnd"/>
+      <w:r>
+        <w:rPr>
+          <w:rFonts w:ascii="Noto Sans" w:hAnsi="Noto Sans" w:cs="Noto Sans"/>
+          <w:color w:val="15438E"/>
+        </w:rPr>
+        <w:t xml:space="preserve">} {{d}}{% if not </w:t>
       </w:r>
       <w:proofErr w:type="spellStart"/>
       <w:r>
         <w:rPr>
           <w:rFonts w:ascii="Noto Sans" w:hAnsi="Noto Sans" w:cs="Noto Sans"/>
-          <w:b/>
-          <w:bCs/>
-          <w:color w:val="15438E"/>
-        </w:rPr>
-        <w:t>primer_dibujo</w:t>
+          <w:color w:val="15438E"/>
+        </w:rPr>
+        <w:t>loop.last</w:t>
       </w:r>
       <w:proofErr w:type="spellEnd"/>
       <w:r>
         <w:rPr>
           <w:rFonts w:ascii="Noto Sans" w:hAnsi="Noto Sans" w:cs="Noto Sans"/>
-          <w:b/>
-          <w:bCs/>
-          <w:color w:val="15438E"/>
-        </w:rPr>
-        <w:t>}}.</w:t>
+          <w:color w:val="15438E"/>
+        </w:rPr>
+        <w:t xml:space="preserve"> %},{% endif %}{% </w:t>
       </w:r>
-    </w:p>
-    <w:p>
-      <w:pPr>
-        <w:pStyle w:val="Prrafodelista"/>
-        <w:numPr>
-          <w:ilvl w:val="0"/>
-          <w:numId w:val="4"/>
-        </w:numPr>
-        <w:spacing w:line="480" w:lineRule="auto"/>
-        <w:rPr>
-          <w:rFonts w:ascii="Noto Sans" w:hAnsi="Noto Sans" w:cs="Noto Sans"/>
-          <w:color w:val="15438E"/>
-        </w:rPr>
-      </w:pPr>
+      <w:proofErr w:type="spellStart"/>
+      <w:r>
+        <w:rPr>
+          <w:rFonts w:ascii="Noto Sans" w:hAnsi="Noto Sans" w:cs="Noto Sans"/>
+          <w:color w:val="15438E"/>
+        </w:rPr>
+        <w:t>endfor</w:t>
+      </w:r>
+      <w:proofErr w:type="spellEnd"/>
+      <w:r>
+        <w:rPr>
+          <w:rFonts w:ascii="Noto Sans" w:hAnsi="Noto Sans" w:cs="Noto Sans"/>
+          <w:color w:val="15438E"/>
+        </w:rPr>
+        <w:t xml:space="preserve">  %}.</w:t>
+      </w:r>
+      <w:r>
+        <w:rPr>
+          <w:rFonts w:ascii="Noto Sans" w:hAnsi="Noto Sans" w:cs="Noto Sans"/>
+          <w:color w:val="15438E"/>
+        </w:rPr>
+        <w:t xml:space="preserve"> </w:t>
+      </w:r>
       <w:r>
         <w:rPr>
           <w:rFonts w:ascii="Noto Sans" w:hAnsi="Noto Sans" w:cs="Noto Sans"/>
